--- a/Operasional/Surat_Terima_Barang_Laundry_BLOOME - Copy.docx
+++ b/Operasional/Surat_Terima_Barang_Laundry_BLOOME - Copy.docx
@@ -1,16 +1,21 @@
 
 <file path=word/document.xml><?xml version="1.0" encoding="utf-8"?>
-<w:document xmlns:wpc="http://schemas.microsoft.com/office/word/2010/wordprocessingCanvas" xmlns:cx="http://schemas.microsoft.com/office/drawing/2014/chartex" xmlns:cx1="http://schemas.microsoft.com/office/drawing/2015/9/8/chartex" xmlns:cx2="http://schemas.microsoft.com/office/drawing/2015/10/21/chartex" xmlns:cx3="http://schemas.microsoft.com/office/drawing/2016/5/9/chartex" xmlns:cx4="http://schemas.microsoft.com/office/drawing/2016/5/10/chartex" xmlns:cx5="http://schemas.microsoft.com/office/drawing/2016/5/11/chartex" xmlns:cx6="http://schemas.microsoft.com/office/drawing/2016/5/12/chartex" xmlns:cx7="http://schemas.microsoft.com/office/drawing/2016/5/13/chartex" xmlns:cx8="http://schemas.microsoft.com/office/drawing/2016/5/14/chartex" xmlns:mc="http://schemas.openxmlformats.org/markup-compatibility/2006" xmlns:aink="http://schemas.microsoft.com/office/drawing/2016/ink" xmlns:am3d="http://schemas.microsoft.com/office/drawing/2017/model3d" xmlns:o="urn:schemas-microsoft-com:office:office" xmlns:oel="http://schemas.microsoft.com/office/2019/extlst" xmlns:r="http://schemas.openxmlformats.org/officeDocument/2006/relationships" xmlns:m="http://schemas.openxmlformats.org/officeDocument/2006/math" xmlns:v="urn:schemas-microsoft-com:vml" xmlns:wp14="http://schemas.microsoft.com/office/word/2010/wordprocessingDrawing" xmlns:wp="http://schemas.openxmlformats.org/drawingml/2006/wordprocessingDrawing" xmlns:w10="urn:schemas-microsoft-com:office:word" xmlns:w="http://schemas.openxmlformats.org/wordprocessingml/2006/main" xmlns:w14="http://schemas.microsoft.com/office/word/2010/wordml" xmlns:w15="http://schemas.microsoft.com/office/word/2012/wordml" xmlns:w16cei="http://schemas.microsoft.com/office/word/2026/wordml/cei" xmlns:w16cex="http://schemas.microsoft.com/office/word/2018/wordml/cex" xmlns:w16cid="http://schemas.microsoft.com/office/word/2016/wordml/cid" xmlns:w16="http://schemas.microsoft.com/office/word/2018/wordml" xmlns:w16du="http://schemas.microsoft.com/office/word/2023/wordml/word16du" xmlns:w16sdtdh="http://schemas.microsoft.com/office/word/2020/wordml/sdtdatahash" xmlns:w16sdtfl="http://schemas.microsoft.com/office/word/2024/wordml/sdtformatlock" xmlns:w16se="http://schemas.microsoft.com/office/word/2015/wordml/symex" xmlns:wpg="http://schemas.microsoft.com/office/word/2010/wordprocessingGroup" xmlns:wpi="http://schemas.microsoft.com/office/word/2010/wordprocessingInk" xmlns:wne="http://schemas.microsoft.com/office/word/2006/wordml" xmlns:wps="http://schemas.microsoft.com/office/word/2010/wordprocessingShape" mc:Ignorable="w14 w15 w16se w16cid w16 w16cex w16sdtdh w16sdtfl w16du wp14">
+<w:document xmlns:wpc="http://schemas.microsoft.com/office/word/2010/wordprocessingCanvas" xmlns:cx="http://schemas.microsoft.com/office/drawing/2014/chartex" xmlns:cx1="http://schemas.microsoft.com/office/drawing/2015/9/8/chartex" xmlns:cx2="http://schemas.microsoft.com/office/drawing/2015/10/21/chartex" xmlns:cx3="http://schemas.microsoft.com/office/drawing/2016/5/9/chartex" xmlns:cx4="http://schemas.microsoft.com/office/drawing/2016/5/10/chartex" xmlns:cx5="http://schemas.microsoft.com/office/drawing/2016/5/11/chartex" xmlns:cx6="http://schemas.microsoft.com/office/drawing/2016/5/12/chartex" xmlns:cx7="http://schemas.microsoft.com/office/drawing/2016/5/13/chartex" xmlns:cx8="http://schemas.microsoft.com/office/drawing/2016/5/14/chartex" xmlns:mc="http://schemas.openxmlformats.org/markup-compatibility/2006" xmlns:aink="http://schemas.microsoft.com/office/drawing/2016/ink" xmlns:am3d="http://schemas.microsoft.com/office/drawing/2017/model3d" xmlns:o="urn:schemas-microsoft-com:office:office" xmlns:r="http://schemas.openxmlformats.org/officeDocument/2006/relationships" xmlns:m="http://schemas.openxmlformats.org/officeDocument/2006/math" xmlns:v="urn:schemas-microsoft-com:vml" xmlns:wp14="http://schemas.microsoft.com/office/word/2010/wordprocessingDrawing" xmlns:wp="http://schemas.openxmlformats.org/drawingml/2006/wordprocessingDrawing" xmlns:w10="urn:schemas-microsoft-com:office:word" xmlns:w="http://schemas.openxmlformats.org/wordprocessingml/2006/main" xmlns:w14="http://schemas.microsoft.com/office/word/2010/wordml" xmlns:w15="http://schemas.microsoft.com/office/word/2012/wordml" xmlns:w16cex="http://schemas.microsoft.com/office/word/2018/wordml/cex" xmlns:w16cid="http://schemas.microsoft.com/office/word/2016/wordml/cid" xmlns:w16="http://schemas.microsoft.com/office/word/2018/wordml" xmlns:w16sdtdh="http://schemas.microsoft.com/office/word/2020/wordml/sdtdatahash" xmlns:w16se="http://schemas.microsoft.com/office/word/2015/wordml/symex" xmlns:wpg="http://schemas.microsoft.com/office/word/2010/wordprocessingGroup" xmlns:wpi="http://schemas.microsoft.com/office/word/2010/wordprocessingInk" xmlns:wne="http://schemas.microsoft.com/office/word/2006/wordml" xmlns:wps="http://schemas.microsoft.com/office/word/2010/wordprocessingShape" mc:Ignorable="w14 w15 w16se w16cid w16 w16cex w16sdtdh wp14">
   <w:body>
     <w:p>
       <w:pPr>
         <w:jc w:val="center"/>
+        <w:rPr>
+          <w:sz w:val="28"/>
+          <w:szCs w:val="28"/>
+        </w:rPr>
       </w:pPr>
       <w:r>
         <w:rPr>
           <w:b/>
           <w:color w:val="6A2232"/>
-          <w:sz w:val="40"/>
+          <w:sz w:val="28"/>
+          <w:szCs w:val="28"/>
         </w:rPr>
         <w:t>BLOOMÉ HOT MAT PILATES</w:t>
       </w:r>
@@ -18,59 +23,50 @@
         <w:rPr>
           <w:b/>
           <w:color w:val="6A2232"/>
-          <w:sz w:val="40"/>
+          <w:sz w:val="28"/>
+          <w:szCs w:val="28"/>
         </w:rPr>
         <w:br/>
       </w:r>
       <w:r>
         <w:rPr>
           <w:b/>
-          <w:sz w:val="32"/>
+          <w:sz w:val="28"/>
+          <w:szCs w:val="28"/>
         </w:rPr>
         <w:t xml:space="preserve">SURAT </w:t>
       </w:r>
       <w:r>
         <w:rPr>
           <w:b/>
-          <w:sz w:val="32"/>
+          <w:sz w:val="28"/>
+          <w:szCs w:val="28"/>
         </w:rPr>
         <w:t>KIRIM</w:t>
       </w:r>
       <w:r>
         <w:rPr>
           <w:b/>
-          <w:sz w:val="32"/>
+          <w:sz w:val="28"/>
+          <w:szCs w:val="28"/>
         </w:rPr>
         <w:t xml:space="preserve"> BARANG LAUNDRY</w:t>
       </w:r>
     </w:p>
     <w:p>
+      <w:proofErr w:type="spellStart"/>
       <w:proofErr w:type="gramStart"/>
       <w:r>
-        <w:t>Tanggal :</w:t>
+        <w:t>Tanggal</w:t>
+      </w:r>
+      <w:proofErr w:type="spellEnd"/>
+      <w:r>
+        <w:t xml:space="preserve"> :</w:t>
       </w:r>
       <w:proofErr w:type="gramEnd"/>
       <w:r>
-        <w:t xml:space="preserve"> ____/____/______    </w:t>
+        <w:t xml:space="preserve"> ____/____/______    Jam : ______</w:t>
       </w:r>
-      <w:proofErr w:type="gramStart"/>
-      <w:r>
-        <w:t>Jam :</w:t>
-      </w:r>
-      <w:proofErr w:type="gramEnd"/>
-      <w:r>
-        <w:t xml:space="preserve"> ______</w:t>
-      </w:r>
-    </w:p>
-    <w:p>
-      <w:pPr>
-        <w:jc w:val="center"/>
-        <w:rPr>
-          <w:b/>
-          <w:bCs/>
-          <w:lang w:val="en-ID"/>
-        </w:rPr>
-      </w:pPr>
       <w:r>
         <w:t xml:space="preserve"> </w:t>
       </w:r>
@@ -81,13 +77,23 @@
           <w:lang w:val="en-ID"/>
         </w:rPr>
       </w:pPr>
+      <w:proofErr w:type="spellStart"/>
       <w:r>
         <w:rPr>
           <w:b/>
           <w:bCs/>
           <w:lang w:val="en-ID"/>
         </w:rPr>
-        <w:t>Diserahkan oleh (BLOOMÉ)</w:t>
+        <w:t>Diserahkan</w:t>
+      </w:r>
+      <w:proofErr w:type="spellEnd"/>
+      <w:r>
+        <w:rPr>
+          <w:b/>
+          <w:bCs/>
+          <w:lang w:val="en-ID"/>
+        </w:rPr>
+        <w:t xml:space="preserve"> oleh (BLOOMÉ)</w:t>
       </w:r>
       <w:r>
         <w:rPr>
@@ -129,13 +135,23 @@
         </w:rPr>
         <w:tab/>
       </w:r>
+      <w:proofErr w:type="spellStart"/>
       <w:r>
         <w:rPr>
           <w:b/>
           <w:bCs/>
           <w:lang w:val="en-ID"/>
         </w:rPr>
-        <w:t>Diterima oleh (Laundry)</w:t>
+        <w:t>Diterima</w:t>
+      </w:r>
+      <w:proofErr w:type="spellEnd"/>
+      <w:r>
+        <w:rPr>
+          <w:b/>
+          <w:bCs/>
+          <w:lang w:val="en-ID"/>
+        </w:rPr>
+        <w:t xml:space="preserve"> oleh (Laundry)</w:t>
       </w:r>
     </w:p>
     <w:p>
@@ -145,19 +161,11 @@
           <w:lang w:val="en-ID"/>
         </w:rPr>
       </w:pPr>
-      <w:proofErr w:type="gramStart"/>
       <w:r>
         <w:rPr>
           <w:lang w:val="en-ID"/>
         </w:rPr>
-        <w:t>Nama :</w:t>
-      </w:r>
-      <w:proofErr w:type="gramEnd"/>
-      <w:r>
-        <w:rPr>
-          <w:lang w:val="en-ID"/>
-        </w:rPr>
-        <w:t xml:space="preserve"> ______________________</w:t>
+        <w:t>Nama : ______________________</w:t>
       </w:r>
       <w:r>
         <w:rPr>
@@ -183,19 +191,11 @@
         </w:rPr>
         <w:tab/>
       </w:r>
-      <w:proofErr w:type="gramStart"/>
       <w:r>
         <w:rPr>
           <w:lang w:val="en-ID"/>
         </w:rPr>
-        <w:t>Nama :</w:t>
-      </w:r>
-      <w:proofErr w:type="gramEnd"/>
-      <w:r>
-        <w:rPr>
-          <w:lang w:val="en-ID"/>
-        </w:rPr>
-        <w:t xml:space="preserve"> ______________________</w:t>
+        <w:t>Nama : ______________________</w:t>
       </w:r>
     </w:p>
     <w:tbl>
@@ -253,13 +253,31 @@
                 <w:bCs/>
               </w:rPr>
             </w:pPr>
+            <w:proofErr w:type="spellStart"/>
             <w:r>
               <w:rPr>
                 <w:b/>
                 <w:bCs/>
               </w:rPr>
-              <w:t>Jenis Handuk</w:t>
+              <w:t>Jenis</w:t>
             </w:r>
+            <w:proofErr w:type="spellEnd"/>
+            <w:r>
+              <w:rPr>
+                <w:b/>
+                <w:bCs/>
+              </w:rPr>
+              <w:t xml:space="preserve"> </w:t>
+            </w:r>
+            <w:proofErr w:type="spellStart"/>
+            <w:r>
+              <w:rPr>
+                <w:b/>
+                <w:bCs/>
+              </w:rPr>
+              <w:t>Handuk</w:t>
+            </w:r>
+            <w:proofErr w:type="spellEnd"/>
           </w:p>
         </w:tc>
         <w:tc>
@@ -273,12 +291,21 @@
                 <w:bCs/>
               </w:rPr>
             </w:pPr>
+            <w:proofErr w:type="spellStart"/>
             <w:r>
               <w:rPr>
                 <w:b/>
                 <w:bCs/>
               </w:rPr>
-              <w:t>Jumlah (pcs)</w:t>
+              <w:t>Jumlah</w:t>
+            </w:r>
+            <w:proofErr w:type="spellEnd"/>
+            <w:r>
+              <w:rPr>
+                <w:b/>
+                <w:bCs/>
+              </w:rPr>
+              <w:t xml:space="preserve"> (pcs)</w:t>
             </w:r>
           </w:p>
         </w:tc>
@@ -293,6 +320,7 @@
                 <w:bCs/>
               </w:rPr>
             </w:pPr>
+            <w:proofErr w:type="spellStart"/>
             <w:r>
               <w:rPr>
                 <w:b/>
@@ -300,6 +328,7 @@
               </w:rPr>
               <w:t>Kondisi</w:t>
             </w:r>
+            <w:proofErr w:type="spellEnd"/>
           </w:p>
         </w:tc>
       </w:tr>
@@ -322,8 +351,13 @@
             <w:tcW w:w="3261" w:type="dxa"/>
           </w:tcPr>
           <w:p>
+            <w:proofErr w:type="spellStart"/>
             <w:r>
-              <w:t>Handuk Kecil</w:t>
+              <w:t>Handuk</w:t>
+            </w:r>
+            <w:proofErr w:type="spellEnd"/>
+            <w:r>
+              <w:t xml:space="preserve"> Kecil</w:t>
             </w:r>
           </w:p>
         </w:tc>
@@ -381,11 +415,14 @@
     <w:p>
       <w:r>
         <w:br/>
-        <w:t>Catatan:</w:t>
       </w:r>
+      <w:proofErr w:type="spellStart"/>
       <w:r>
-        <w:br/>
-        <w:t>____________________________________________________________________________________</w:t>
+        <w:t>Catatan</w:t>
+      </w:r>
+      <w:proofErr w:type="spellEnd"/>
+      <w:r>
+        <w:t xml:space="preserve">: </w:t>
       </w:r>
     </w:p>
     <w:tbl>
@@ -403,8 +440,13 @@
             <w:tcW w:w="4320" w:type="dxa"/>
           </w:tcPr>
           <w:p>
+            <w:proofErr w:type="spellStart"/>
             <w:r>
-              <w:t>Diserahkan Oleh</w:t>
+              <w:t>Diserahkan</w:t>
+            </w:r>
+            <w:proofErr w:type="spellEnd"/>
+            <w:r>
+              <w:t xml:space="preserve"> Oleh</w:t>
             </w:r>
             <w:r>
               <w:br/>
@@ -417,8 +459,13 @@
             <w:tcW w:w="4320" w:type="dxa"/>
           </w:tcPr>
           <w:p>
+            <w:proofErr w:type="spellStart"/>
             <w:r>
-              <w:t>Diterima Oleh</w:t>
+              <w:t>Diterima</w:t>
+            </w:r>
+            <w:proofErr w:type="spellEnd"/>
+            <w:r>
+              <w:t xml:space="preserve"> Oleh</w:t>
             </w:r>
             <w:r>
               <w:br/>
@@ -460,79 +507,53 @@
     </w:tbl>
     <w:p/>
     <w:p>
-      <w:r>
-        <w:br w:type="page"/>
-      </w:r>
-    </w:p>
-    <w:p>
       <w:pPr>
         <w:jc w:val="center"/>
+        <w:rPr>
+          <w:sz w:val="28"/>
+          <w:szCs w:val="28"/>
+        </w:rPr>
       </w:pPr>
       <w:r>
         <w:rPr>
           <w:b/>
           <w:color w:val="6A2232"/>
-          <w:sz w:val="40"/>
+          <w:sz w:val="28"/>
+          <w:szCs w:val="28"/>
         </w:rPr>
-        <w:lastRenderedPageBreak/>
         <w:t>BLOOMÉ HOT MAT PILATES</w:t>
       </w:r>
       <w:r>
         <w:rPr>
           <w:b/>
           <w:color w:val="6A2232"/>
-          <w:sz w:val="40"/>
+          <w:sz w:val="28"/>
+          <w:szCs w:val="28"/>
         </w:rPr>
         <w:br/>
       </w:r>
       <w:r>
         <w:rPr>
           <w:b/>
-          <w:sz w:val="32"/>
+          <w:sz w:val="28"/>
+          <w:szCs w:val="28"/>
         </w:rPr>
-        <w:t>SURAT TERIMA BARANG LAUNDRY</w:t>
+        <w:t>SURAT KIRIM BARANG LAUNDRY</w:t>
       </w:r>
     </w:p>
     <w:p>
-      <w:r>
-        <w:t xml:space="preserve">No. </w:t>
-      </w:r>
+      <w:proofErr w:type="spellStart"/>
       <w:proofErr w:type="gramStart"/>
       <w:r>
-        <w:t>Dokumen :</w:t>
+        <w:t>Tanggal</w:t>
+      </w:r>
+      <w:proofErr w:type="spellEnd"/>
+      <w:r>
+        <w:t xml:space="preserve"> :</w:t>
       </w:r>
       <w:proofErr w:type="gramEnd"/>
       <w:r>
-        <w:t xml:space="preserve"> ____________    </w:t>
-      </w:r>
-      <w:proofErr w:type="gramStart"/>
-      <w:r>
-        <w:t>Tanggal :</w:t>
-      </w:r>
-      <w:proofErr w:type="gramEnd"/>
-      <w:r>
-        <w:t xml:space="preserve"> ____/____/______    </w:t>
-      </w:r>
-      <w:proofErr w:type="gramStart"/>
-      <w:r>
-        <w:t>Jam :</w:t>
-      </w:r>
-      <w:proofErr w:type="gramEnd"/>
-      <w:r>
-        <w:t xml:space="preserve"> ______</w:t>
-      </w:r>
-    </w:p>
-    <w:p>
-      <w:pPr>
-        <w:jc w:val="center"/>
-        <w:rPr>
-          <w:b/>
-          <w:bCs/>
-          <w:lang w:val="en-ID"/>
-        </w:rPr>
-      </w:pPr>
-      <w:r>
-        <w:t xml:space="preserve"> </w:t>
+        <w:t xml:space="preserve"> ____/____/______    Jam : ______ </w:t>
       </w:r>
     </w:p>
     <w:p>
@@ -541,29 +562,23 @@
           <w:lang w:val="en-ID"/>
         </w:rPr>
       </w:pPr>
+      <w:proofErr w:type="spellStart"/>
       <w:r>
         <w:rPr>
           <w:b/>
           <w:bCs/>
           <w:lang w:val="en-ID"/>
         </w:rPr>
-        <w:t>Diserahkan oleh (</w:t>
+        <w:t>Diserahkan</w:t>
       </w:r>
+      <w:proofErr w:type="spellEnd"/>
       <w:r>
         <w:rPr>
           <w:b/>
           <w:bCs/>
           <w:lang w:val="en-ID"/>
         </w:rPr>
-        <w:t>LAUNDRY</w:t>
-      </w:r>
-      <w:r>
-        <w:rPr>
-          <w:b/>
-          <w:bCs/>
-          <w:lang w:val="en-ID"/>
-        </w:rPr>
-        <w:t>)</w:t>
+        <w:t xml:space="preserve"> oleh (BLOOMÉ)</w:t>
       </w:r>
       <w:r>
         <w:rPr>
@@ -603,23 +618,25 @@
           <w:bCs/>
           <w:lang w:val="en-ID"/>
         </w:rPr>
-        <w:t>Diterima oleh (</w:t>
+        <w:tab/>
       </w:r>
+      <w:proofErr w:type="spellStart"/>
       <w:r>
         <w:rPr>
           <w:b/>
           <w:bCs/>
           <w:lang w:val="en-ID"/>
         </w:rPr>
-        <w:t>Bloome</w:t>
+        <w:t>Diterima</w:t>
       </w:r>
+      <w:proofErr w:type="spellEnd"/>
       <w:r>
         <w:rPr>
           <w:b/>
           <w:bCs/>
           <w:lang w:val="en-ID"/>
         </w:rPr>
-        <w:t>)</w:t>
+        <w:t xml:space="preserve"> oleh (Laundry)</w:t>
       </w:r>
     </w:p>
     <w:p>
@@ -629,19 +646,11 @@
           <w:lang w:val="en-ID"/>
         </w:rPr>
       </w:pPr>
-      <w:proofErr w:type="gramStart"/>
       <w:r>
         <w:rPr>
           <w:lang w:val="en-ID"/>
         </w:rPr>
-        <w:t>Nama :</w:t>
-      </w:r>
-      <w:proofErr w:type="gramEnd"/>
-      <w:r>
-        <w:rPr>
-          <w:lang w:val="en-ID"/>
-        </w:rPr>
-        <w:t xml:space="preserve"> ______________________</w:t>
+        <w:t>Nama : ______________________</w:t>
       </w:r>
       <w:r>
         <w:rPr>
@@ -667,19 +676,11 @@
         </w:rPr>
         <w:tab/>
       </w:r>
-      <w:proofErr w:type="gramStart"/>
       <w:r>
         <w:rPr>
           <w:lang w:val="en-ID"/>
         </w:rPr>
-        <w:t>Nama :</w:t>
-      </w:r>
-      <w:proofErr w:type="gramEnd"/>
-      <w:r>
-        <w:rPr>
-          <w:lang w:val="en-ID"/>
-        </w:rPr>
-        <w:t xml:space="preserve"> ______________________</w:t>
+        <w:t>Nama : ______________________</w:t>
       </w:r>
     </w:p>
     <w:tbl>
@@ -737,13 +738,31 @@
                 <w:bCs/>
               </w:rPr>
             </w:pPr>
+            <w:proofErr w:type="spellStart"/>
             <w:r>
               <w:rPr>
                 <w:b/>
                 <w:bCs/>
               </w:rPr>
-              <w:t>Jenis Handuk</w:t>
+              <w:t>Jenis</w:t>
             </w:r>
+            <w:proofErr w:type="spellEnd"/>
+            <w:r>
+              <w:rPr>
+                <w:b/>
+                <w:bCs/>
+              </w:rPr>
+              <w:t xml:space="preserve"> </w:t>
+            </w:r>
+            <w:proofErr w:type="spellStart"/>
+            <w:r>
+              <w:rPr>
+                <w:b/>
+                <w:bCs/>
+              </w:rPr>
+              <w:t>Handuk</w:t>
+            </w:r>
+            <w:proofErr w:type="spellEnd"/>
           </w:p>
         </w:tc>
         <w:tc>
@@ -757,12 +776,21 @@
                 <w:bCs/>
               </w:rPr>
             </w:pPr>
+            <w:proofErr w:type="spellStart"/>
             <w:r>
               <w:rPr>
                 <w:b/>
                 <w:bCs/>
               </w:rPr>
-              <w:t>Jumlah (pcs)</w:t>
+              <w:t>Jumlah</w:t>
+            </w:r>
+            <w:proofErr w:type="spellEnd"/>
+            <w:r>
+              <w:rPr>
+                <w:b/>
+                <w:bCs/>
+              </w:rPr>
+              <w:t xml:space="preserve"> (pcs)</w:t>
             </w:r>
           </w:p>
         </w:tc>
@@ -777,6 +805,7 @@
                 <w:bCs/>
               </w:rPr>
             </w:pPr>
+            <w:proofErr w:type="spellStart"/>
             <w:r>
               <w:rPr>
                 <w:b/>
@@ -784,6 +813,7 @@
               </w:rPr>
               <w:t>Kondisi</w:t>
             </w:r>
+            <w:proofErr w:type="spellEnd"/>
           </w:p>
         </w:tc>
       </w:tr>
@@ -806,8 +836,13 @@
             <w:tcW w:w="3261" w:type="dxa"/>
           </w:tcPr>
           <w:p>
+            <w:proofErr w:type="spellStart"/>
             <w:r>
-              <w:t>Handuk Kecil</w:t>
+              <w:t>Handuk</w:t>
+            </w:r>
+            <w:proofErr w:type="spellEnd"/>
+            <w:r>
+              <w:t xml:space="preserve"> Kecil</w:t>
             </w:r>
           </w:p>
         </w:tc>
@@ -865,7 +900,14 @@
     <w:p>
       <w:r>
         <w:br/>
-        <w:t>Catatan:</w:t>
+      </w:r>
+      <w:proofErr w:type="spellStart"/>
+      <w:r>
+        <w:t>Catatan</w:t>
+      </w:r>
+      <w:proofErr w:type="spellEnd"/>
+      <w:r>
+        <w:t>:</w:t>
       </w:r>
       <w:r>
         <w:br/>
@@ -887,8 +929,539 @@
             <w:tcW w:w="4320" w:type="dxa"/>
           </w:tcPr>
           <w:p>
+            <w:proofErr w:type="spellStart"/>
             <w:r>
-              <w:t>Diserahkan Oleh</w:t>
+              <w:t>Diserahkan</w:t>
+            </w:r>
+            <w:proofErr w:type="spellEnd"/>
+            <w:r>
+              <w:t xml:space="preserve"> Oleh</w:t>
+            </w:r>
+            <w:r>
+              <w:br/>
+              <w:t>BLOOMÉ</w:t>
+            </w:r>
+          </w:p>
+        </w:tc>
+        <w:tc>
+          <w:tcPr>
+            <w:tcW w:w="4320" w:type="dxa"/>
+          </w:tcPr>
+          <w:p>
+            <w:proofErr w:type="spellStart"/>
+            <w:r>
+              <w:t>Diterima</w:t>
+            </w:r>
+            <w:proofErr w:type="spellEnd"/>
+            <w:r>
+              <w:t xml:space="preserve"> Oleh</w:t>
+            </w:r>
+            <w:r>
+              <w:br/>
+              <w:t>LAUNDRY</w:t>
+            </w:r>
+          </w:p>
+        </w:tc>
+      </w:tr>
+      <w:tr>
+        <w:tc>
+          <w:tcPr>
+            <w:tcW w:w="4320" w:type="dxa"/>
+          </w:tcPr>
+          <w:p>
+            <w:r>
+              <w:br/>
+            </w:r>
+            <w:r>
+              <w:br/>
+              <w:t>(________________)</w:t>
+            </w:r>
+          </w:p>
+        </w:tc>
+        <w:tc>
+          <w:tcPr>
+            <w:tcW w:w="4320" w:type="dxa"/>
+          </w:tcPr>
+          <w:p>
+            <w:r>
+              <w:br/>
+            </w:r>
+            <w:r>
+              <w:br/>
+              <w:t>(________________)</w:t>
+            </w:r>
+          </w:p>
+        </w:tc>
+      </w:tr>
+    </w:tbl>
+    <w:p/>
+    <w:p>
+      <w:pPr>
+        <w:jc w:val="center"/>
+        <w:rPr>
+          <w:sz w:val="20"/>
+          <w:szCs w:val="20"/>
+        </w:rPr>
+      </w:pPr>
+      <w:r>
+        <w:rPr>
+          <w:b/>
+          <w:color w:val="6A2232"/>
+          <w:sz w:val="28"/>
+          <w:szCs w:val="18"/>
+        </w:rPr>
+        <w:lastRenderedPageBreak/>
+        <w:t>BLOOMÉ HOT MAT PILATES</w:t>
+      </w:r>
+      <w:r>
+        <w:rPr>
+          <w:b/>
+          <w:color w:val="6A2232"/>
+          <w:sz w:val="32"/>
+          <w:szCs w:val="20"/>
+        </w:rPr>
+        <w:br/>
+      </w:r>
+      <w:r>
+        <w:rPr>
+          <w:b/>
+          <w:sz w:val="28"/>
+          <w:szCs w:val="28"/>
+        </w:rPr>
+        <w:t>SURAT TERIMA BARANG LAUNDRY</w:t>
+      </w:r>
+    </w:p>
+    <w:p>
+      <w:r>
+        <w:t xml:space="preserve">No. </w:t>
+      </w:r>
+      <w:proofErr w:type="spellStart"/>
+      <w:proofErr w:type="gramStart"/>
+      <w:r>
+        <w:t>Dokumen</w:t>
+      </w:r>
+      <w:proofErr w:type="spellEnd"/>
+      <w:r>
+        <w:t xml:space="preserve"> :</w:t>
+      </w:r>
+      <w:proofErr w:type="gramEnd"/>
+      <w:r>
+        <w:t xml:space="preserve"> ____________    </w:t>
+      </w:r>
+      <w:proofErr w:type="spellStart"/>
+      <w:r>
+        <w:t>Tanggal</w:t>
+      </w:r>
+      <w:proofErr w:type="spellEnd"/>
+      <w:r>
+        <w:t xml:space="preserve"> : ____/____/______    Jam : ______</w:t>
+      </w:r>
+      <w:r>
+        <w:t xml:space="preserve"> </w:t>
+      </w:r>
+    </w:p>
+    <w:p>
+      <w:pPr>
+        <w:rPr>
+          <w:lang w:val="en-ID"/>
+        </w:rPr>
+      </w:pPr>
+      <w:proofErr w:type="spellStart"/>
+      <w:r>
+        <w:rPr>
+          <w:b/>
+          <w:bCs/>
+          <w:lang w:val="en-ID"/>
+        </w:rPr>
+        <w:t>Diserahkan</w:t>
+      </w:r>
+      <w:proofErr w:type="spellEnd"/>
+      <w:r>
+        <w:rPr>
+          <w:b/>
+          <w:bCs/>
+          <w:lang w:val="en-ID"/>
+        </w:rPr>
+        <w:t xml:space="preserve"> oleh (</w:t>
+      </w:r>
+      <w:r>
+        <w:rPr>
+          <w:b/>
+          <w:bCs/>
+          <w:lang w:val="en-ID"/>
+        </w:rPr>
+        <w:t>LAUNDRY</w:t>
+      </w:r>
+      <w:r>
+        <w:rPr>
+          <w:b/>
+          <w:bCs/>
+          <w:lang w:val="en-ID"/>
+        </w:rPr>
+        <w:t>)</w:t>
+      </w:r>
+      <w:r>
+        <w:rPr>
+          <w:b/>
+          <w:bCs/>
+          <w:lang w:val="en-ID"/>
+        </w:rPr>
+        <w:t xml:space="preserve"> </w:t>
+      </w:r>
+      <w:r>
+        <w:rPr>
+          <w:b/>
+          <w:bCs/>
+          <w:lang w:val="en-ID"/>
+        </w:rPr>
+        <w:tab/>
+      </w:r>
+      <w:r>
+        <w:rPr>
+          <w:b/>
+          <w:bCs/>
+          <w:lang w:val="en-ID"/>
+        </w:rPr>
+        <w:tab/>
+      </w:r>
+      <w:r>
+        <w:rPr>
+          <w:b/>
+          <w:bCs/>
+          <w:lang w:val="en-ID"/>
+        </w:rPr>
+        <w:tab/>
+      </w:r>
+      <w:proofErr w:type="spellStart"/>
+      <w:r>
+        <w:rPr>
+          <w:b/>
+          <w:bCs/>
+          <w:lang w:val="en-ID"/>
+        </w:rPr>
+        <w:t>Diterima</w:t>
+      </w:r>
+      <w:proofErr w:type="spellEnd"/>
+      <w:r>
+        <w:rPr>
+          <w:b/>
+          <w:bCs/>
+          <w:lang w:val="en-ID"/>
+        </w:rPr>
+        <w:t xml:space="preserve"> oleh (</w:t>
+      </w:r>
+      <w:proofErr w:type="spellStart"/>
+      <w:r>
+        <w:rPr>
+          <w:b/>
+          <w:bCs/>
+          <w:lang w:val="en-ID"/>
+        </w:rPr>
+        <w:t>Bloome</w:t>
+      </w:r>
+      <w:proofErr w:type="spellEnd"/>
+      <w:r>
+        <w:rPr>
+          <w:b/>
+          <w:bCs/>
+          <w:lang w:val="en-ID"/>
+        </w:rPr>
+        <w:t>)</w:t>
+      </w:r>
+    </w:p>
+    <w:p>
+      <w:pPr>
+        <w:spacing w:line="240" w:lineRule="auto"/>
+        <w:rPr>
+          <w:lang w:val="en-ID"/>
+        </w:rPr>
+      </w:pPr>
+      <w:r>
+        <w:rPr>
+          <w:lang w:val="en-ID"/>
+        </w:rPr>
+        <w:t>Nama : ______________________</w:t>
+      </w:r>
+      <w:r>
+        <w:rPr>
+          <w:lang w:val="en-ID"/>
+        </w:rPr>
+        <w:tab/>
+      </w:r>
+      <w:r>
+        <w:rPr>
+          <w:lang w:val="en-ID"/>
+        </w:rPr>
+        <w:tab/>
+      </w:r>
+      <w:r>
+        <w:rPr>
+          <w:lang w:val="en-ID"/>
+        </w:rPr>
+        <w:tab/>
+      </w:r>
+      <w:r>
+        <w:rPr>
+          <w:lang w:val="en-ID"/>
+        </w:rPr>
+        <w:tab/>
+      </w:r>
+      <w:r>
+        <w:rPr>
+          <w:lang w:val="en-ID"/>
+        </w:rPr>
+        <w:t>Nama : ______________________</w:t>
+      </w:r>
+    </w:p>
+    <w:tbl>
+      <w:tblPr>
+        <w:tblW w:w="0" w:type="auto"/>
+        <w:jc w:val="center"/>
+        <w:tblBorders>
+          <w:top w:val="single" w:sz="4" w:space="0" w:color="auto"/>
+          <w:left w:val="single" w:sz="4" w:space="0" w:color="auto"/>
+          <w:bottom w:val="single" w:sz="4" w:space="0" w:color="auto"/>
+          <w:right w:val="single" w:sz="4" w:space="0" w:color="auto"/>
+          <w:insideH w:val="single" w:sz="4" w:space="0" w:color="auto"/>
+          <w:insideV w:val="single" w:sz="4" w:space="0" w:color="auto"/>
+        </w:tblBorders>
+        <w:tblLook w:val="04A0" w:firstRow="1" w:lastRow="0" w:firstColumn="1" w:lastColumn="0" w:noHBand="0" w:noVBand="1"/>
+      </w:tblPr>
+      <w:tblGrid>
+        <w:gridCol w:w="567"/>
+        <w:gridCol w:w="3261"/>
+        <w:gridCol w:w="2652"/>
+        <w:gridCol w:w="2160"/>
+      </w:tblGrid>
+      <w:tr>
+        <w:trPr>
+          <w:jc w:val="center"/>
+        </w:trPr>
+        <w:tc>
+          <w:tcPr>
+            <w:tcW w:w="567" w:type="dxa"/>
+          </w:tcPr>
+          <w:p>
+            <w:pPr>
+              <w:rPr>
+                <w:b/>
+                <w:bCs/>
+              </w:rPr>
+            </w:pPr>
+            <w:r>
+              <w:rPr>
+                <w:b/>
+                <w:bCs/>
+              </w:rPr>
+              <w:t>No</w:t>
+            </w:r>
+          </w:p>
+        </w:tc>
+        <w:tc>
+          <w:tcPr>
+            <w:tcW w:w="3261" w:type="dxa"/>
+          </w:tcPr>
+          <w:p>
+            <w:pPr>
+              <w:rPr>
+                <w:b/>
+                <w:bCs/>
+              </w:rPr>
+            </w:pPr>
+            <w:proofErr w:type="spellStart"/>
+            <w:r>
+              <w:rPr>
+                <w:b/>
+                <w:bCs/>
+              </w:rPr>
+              <w:t>Jenis</w:t>
+            </w:r>
+            <w:proofErr w:type="spellEnd"/>
+            <w:r>
+              <w:rPr>
+                <w:b/>
+                <w:bCs/>
+              </w:rPr>
+              <w:t xml:space="preserve"> </w:t>
+            </w:r>
+            <w:proofErr w:type="spellStart"/>
+            <w:r>
+              <w:rPr>
+                <w:b/>
+                <w:bCs/>
+              </w:rPr>
+              <w:t>Handuk</w:t>
+            </w:r>
+            <w:proofErr w:type="spellEnd"/>
+          </w:p>
+        </w:tc>
+        <w:tc>
+          <w:tcPr>
+            <w:tcW w:w="2652" w:type="dxa"/>
+          </w:tcPr>
+          <w:p>
+            <w:pPr>
+              <w:rPr>
+                <w:b/>
+                <w:bCs/>
+              </w:rPr>
+            </w:pPr>
+            <w:proofErr w:type="spellStart"/>
+            <w:r>
+              <w:rPr>
+                <w:b/>
+                <w:bCs/>
+              </w:rPr>
+              <w:t>Jumlah</w:t>
+            </w:r>
+            <w:proofErr w:type="spellEnd"/>
+            <w:r>
+              <w:rPr>
+                <w:b/>
+                <w:bCs/>
+              </w:rPr>
+              <w:t xml:space="preserve"> (pcs)</w:t>
+            </w:r>
+          </w:p>
+        </w:tc>
+        <w:tc>
+          <w:tcPr>
+            <w:tcW w:w="2160" w:type="dxa"/>
+          </w:tcPr>
+          <w:p>
+            <w:pPr>
+              <w:rPr>
+                <w:b/>
+                <w:bCs/>
+              </w:rPr>
+            </w:pPr>
+            <w:proofErr w:type="spellStart"/>
+            <w:r>
+              <w:rPr>
+                <w:b/>
+                <w:bCs/>
+              </w:rPr>
+              <w:t>Kondisi</w:t>
+            </w:r>
+            <w:proofErr w:type="spellEnd"/>
+          </w:p>
+        </w:tc>
+      </w:tr>
+      <w:tr>
+        <w:trPr>
+          <w:jc w:val="center"/>
+        </w:trPr>
+        <w:tc>
+          <w:tcPr>
+            <w:tcW w:w="567" w:type="dxa"/>
+          </w:tcPr>
+          <w:p>
+            <w:r>
+              <w:t>1</w:t>
+            </w:r>
+          </w:p>
+        </w:tc>
+        <w:tc>
+          <w:tcPr>
+            <w:tcW w:w="3261" w:type="dxa"/>
+          </w:tcPr>
+          <w:p>
+            <w:proofErr w:type="spellStart"/>
+            <w:r>
+              <w:t>Handuk</w:t>
+            </w:r>
+            <w:proofErr w:type="spellEnd"/>
+            <w:r>
+              <w:t xml:space="preserve"> Kecil</w:t>
+            </w:r>
+          </w:p>
+        </w:tc>
+        <w:tc>
+          <w:tcPr>
+            <w:tcW w:w="2652" w:type="dxa"/>
+          </w:tcPr>
+          <w:p/>
+        </w:tc>
+        <w:tc>
+          <w:tcPr>
+            <w:tcW w:w="2160" w:type="dxa"/>
+          </w:tcPr>
+          <w:p/>
+        </w:tc>
+      </w:tr>
+      <w:tr>
+        <w:trPr>
+          <w:jc w:val="center"/>
+        </w:trPr>
+        <w:tc>
+          <w:tcPr>
+            <w:tcW w:w="567" w:type="dxa"/>
+          </w:tcPr>
+          <w:p>
+            <w:r>
+              <w:t>2</w:t>
+            </w:r>
+          </w:p>
+        </w:tc>
+        <w:tc>
+          <w:tcPr>
+            <w:tcW w:w="3261" w:type="dxa"/>
+          </w:tcPr>
+          <w:p>
+            <w:r>
+              <w:t>Cover Mat</w:t>
+            </w:r>
+          </w:p>
+        </w:tc>
+        <w:tc>
+          <w:tcPr>
+            <w:tcW w:w="2652" w:type="dxa"/>
+          </w:tcPr>
+          <w:p/>
+        </w:tc>
+        <w:tc>
+          <w:tcPr>
+            <w:tcW w:w="2160" w:type="dxa"/>
+          </w:tcPr>
+          <w:p/>
+        </w:tc>
+      </w:tr>
+    </w:tbl>
+    <w:p>
+      <w:r>
+        <w:br/>
+      </w:r>
+      <w:proofErr w:type="spellStart"/>
+      <w:r>
+        <w:t>Catatan</w:t>
+      </w:r>
+      <w:proofErr w:type="spellEnd"/>
+      <w:r>
+        <w:t>:</w:t>
+      </w:r>
+    </w:p>
+    <w:tbl>
+      <w:tblPr>
+        <w:tblW w:w="0" w:type="auto"/>
+        <w:tblLook w:val="04A0" w:firstRow="1" w:lastRow="0" w:firstColumn="1" w:lastColumn="0" w:noHBand="0" w:noVBand="1"/>
+      </w:tblPr>
+      <w:tblGrid>
+        <w:gridCol w:w="4320"/>
+        <w:gridCol w:w="4320"/>
+      </w:tblGrid>
+      <w:tr>
+        <w:tc>
+          <w:tcPr>
+            <w:tcW w:w="4320" w:type="dxa"/>
+          </w:tcPr>
+          <w:p>
+            <w:proofErr w:type="spellStart"/>
+            <w:r>
+              <w:t>Diserahkan</w:t>
+            </w:r>
+            <w:proofErr w:type="spellEnd"/>
+            <w:r>
+              <w:t xml:space="preserve"> Oleh</w:t>
             </w:r>
             <w:r>
               <w:br/>
@@ -903,8 +1476,13 @@
             <w:tcW w:w="4320" w:type="dxa"/>
           </w:tcPr>
           <w:p>
+            <w:proofErr w:type="spellStart"/>
             <w:r>
-              <w:t>Diterima Oleh</w:t>
+              <w:t>Diterima</w:t>
+            </w:r>
+            <w:proofErr w:type="spellEnd"/>
+            <w:r>
+              <w:t xml:space="preserve"> Oleh</w:t>
             </w:r>
             <w:r>
               <w:br/>
@@ -948,10 +1526,527 @@
     </w:tbl>
     <w:p/>
     <w:p>
+      <w:pPr>
+        <w:jc w:val="center"/>
+        <w:rPr>
+          <w:sz w:val="21"/>
+          <w:szCs w:val="21"/>
+        </w:rPr>
+      </w:pPr>
       <w:r>
-        <w:br w:type="page"/>
+        <w:rPr>
+          <w:b/>
+          <w:color w:val="6A2232"/>
+          <w:sz w:val="28"/>
+          <w:szCs w:val="28"/>
+        </w:rPr>
+        <w:t>BLOOMÉ HOT MAT PILATES</w:t>
+      </w:r>
+      <w:r>
+        <w:rPr>
+          <w:b/>
+          <w:color w:val="6A2232"/>
+          <w:sz w:val="36"/>
+          <w:szCs w:val="21"/>
+        </w:rPr>
+        <w:br/>
+      </w:r>
+      <w:r>
+        <w:rPr>
+          <w:b/>
+          <w:sz w:val="28"/>
+          <w:szCs w:val="21"/>
+        </w:rPr>
+        <w:t>SURAT TERIMA BARANG LAUNDRY</w:t>
       </w:r>
     </w:p>
+    <w:p>
+      <w:r>
+        <w:t xml:space="preserve">No. </w:t>
+      </w:r>
+      <w:proofErr w:type="spellStart"/>
+      <w:proofErr w:type="gramStart"/>
+      <w:r>
+        <w:t>Dokumen</w:t>
+      </w:r>
+      <w:proofErr w:type="spellEnd"/>
+      <w:r>
+        <w:t xml:space="preserve"> :</w:t>
+      </w:r>
+      <w:proofErr w:type="gramEnd"/>
+      <w:r>
+        <w:t xml:space="preserve"> ____________    </w:t>
+      </w:r>
+      <w:proofErr w:type="spellStart"/>
+      <w:r>
+        <w:t>Tanggal</w:t>
+      </w:r>
+      <w:proofErr w:type="spellEnd"/>
+      <w:r>
+        <w:t xml:space="preserve"> : ____/____/______    Jam : ______ </w:t>
+      </w:r>
+    </w:p>
+    <w:p>
+      <w:pPr>
+        <w:rPr>
+          <w:lang w:val="en-ID"/>
+        </w:rPr>
+      </w:pPr>
+      <w:proofErr w:type="spellStart"/>
+      <w:r>
+        <w:rPr>
+          <w:b/>
+          <w:bCs/>
+          <w:lang w:val="en-ID"/>
+        </w:rPr>
+        <w:t>Diserahkan</w:t>
+      </w:r>
+      <w:proofErr w:type="spellEnd"/>
+      <w:r>
+        <w:rPr>
+          <w:b/>
+          <w:bCs/>
+          <w:lang w:val="en-ID"/>
+        </w:rPr>
+        <w:t xml:space="preserve"> oleh (</w:t>
+      </w:r>
+      <w:r>
+        <w:rPr>
+          <w:b/>
+          <w:bCs/>
+          <w:lang w:val="en-ID"/>
+        </w:rPr>
+        <w:t>LAUNDRY</w:t>
+      </w:r>
+      <w:r>
+        <w:rPr>
+          <w:b/>
+          <w:bCs/>
+          <w:lang w:val="en-ID"/>
+        </w:rPr>
+        <w:t>)</w:t>
+      </w:r>
+      <w:r>
+        <w:rPr>
+          <w:b/>
+          <w:bCs/>
+          <w:lang w:val="en-ID"/>
+        </w:rPr>
+        <w:t xml:space="preserve"> </w:t>
+      </w:r>
+      <w:r>
+        <w:rPr>
+          <w:b/>
+          <w:bCs/>
+          <w:lang w:val="en-ID"/>
+        </w:rPr>
+        <w:tab/>
+      </w:r>
+      <w:r>
+        <w:rPr>
+          <w:b/>
+          <w:bCs/>
+          <w:lang w:val="en-ID"/>
+        </w:rPr>
+        <w:tab/>
+      </w:r>
+      <w:r>
+        <w:rPr>
+          <w:b/>
+          <w:bCs/>
+          <w:lang w:val="en-ID"/>
+        </w:rPr>
+        <w:tab/>
+      </w:r>
+      <w:proofErr w:type="spellStart"/>
+      <w:r>
+        <w:rPr>
+          <w:b/>
+          <w:bCs/>
+          <w:lang w:val="en-ID"/>
+        </w:rPr>
+        <w:t>Diterima</w:t>
+      </w:r>
+      <w:proofErr w:type="spellEnd"/>
+      <w:r>
+        <w:rPr>
+          <w:b/>
+          <w:bCs/>
+          <w:lang w:val="en-ID"/>
+        </w:rPr>
+        <w:t xml:space="preserve"> oleh (</w:t>
+      </w:r>
+      <w:proofErr w:type="spellStart"/>
+      <w:r>
+        <w:rPr>
+          <w:b/>
+          <w:bCs/>
+          <w:lang w:val="en-ID"/>
+        </w:rPr>
+        <w:t>Bloome</w:t>
+      </w:r>
+      <w:proofErr w:type="spellEnd"/>
+      <w:r>
+        <w:rPr>
+          <w:b/>
+          <w:bCs/>
+          <w:lang w:val="en-ID"/>
+        </w:rPr>
+        <w:t>)</w:t>
+      </w:r>
+    </w:p>
+    <w:p>
+      <w:pPr>
+        <w:spacing w:line="240" w:lineRule="auto"/>
+        <w:rPr>
+          <w:lang w:val="en-ID"/>
+        </w:rPr>
+      </w:pPr>
+      <w:r>
+        <w:rPr>
+          <w:lang w:val="en-ID"/>
+        </w:rPr>
+        <w:t>Nama : ______________________</w:t>
+      </w:r>
+      <w:r>
+        <w:rPr>
+          <w:lang w:val="en-ID"/>
+        </w:rPr>
+        <w:tab/>
+      </w:r>
+      <w:r>
+        <w:rPr>
+          <w:lang w:val="en-ID"/>
+        </w:rPr>
+        <w:tab/>
+      </w:r>
+      <w:r>
+        <w:rPr>
+          <w:lang w:val="en-ID"/>
+        </w:rPr>
+        <w:tab/>
+      </w:r>
+      <w:r>
+        <w:rPr>
+          <w:lang w:val="en-ID"/>
+        </w:rPr>
+        <w:tab/>
+      </w:r>
+      <w:r>
+        <w:rPr>
+          <w:lang w:val="en-ID"/>
+        </w:rPr>
+        <w:t>Nama : ______________________</w:t>
+      </w:r>
+    </w:p>
+    <w:tbl>
+      <w:tblPr>
+        <w:tblW w:w="0" w:type="auto"/>
+        <w:jc w:val="center"/>
+        <w:tblBorders>
+          <w:top w:val="single" w:sz="4" w:space="0" w:color="auto"/>
+          <w:left w:val="single" w:sz="4" w:space="0" w:color="auto"/>
+          <w:bottom w:val="single" w:sz="4" w:space="0" w:color="auto"/>
+          <w:right w:val="single" w:sz="4" w:space="0" w:color="auto"/>
+          <w:insideH w:val="single" w:sz="4" w:space="0" w:color="auto"/>
+          <w:insideV w:val="single" w:sz="4" w:space="0" w:color="auto"/>
+        </w:tblBorders>
+        <w:tblLook w:val="04A0" w:firstRow="1" w:lastRow="0" w:firstColumn="1" w:lastColumn="0" w:noHBand="0" w:noVBand="1"/>
+      </w:tblPr>
+      <w:tblGrid>
+        <w:gridCol w:w="567"/>
+        <w:gridCol w:w="3261"/>
+        <w:gridCol w:w="2652"/>
+        <w:gridCol w:w="2160"/>
+      </w:tblGrid>
+      <w:tr>
+        <w:trPr>
+          <w:jc w:val="center"/>
+        </w:trPr>
+        <w:tc>
+          <w:tcPr>
+            <w:tcW w:w="567" w:type="dxa"/>
+          </w:tcPr>
+          <w:p>
+            <w:pPr>
+              <w:rPr>
+                <w:b/>
+                <w:bCs/>
+              </w:rPr>
+            </w:pPr>
+            <w:r>
+              <w:rPr>
+                <w:b/>
+                <w:bCs/>
+              </w:rPr>
+              <w:t>No</w:t>
+            </w:r>
+          </w:p>
+        </w:tc>
+        <w:tc>
+          <w:tcPr>
+            <w:tcW w:w="3261" w:type="dxa"/>
+          </w:tcPr>
+          <w:p>
+            <w:pPr>
+              <w:rPr>
+                <w:b/>
+                <w:bCs/>
+              </w:rPr>
+            </w:pPr>
+            <w:proofErr w:type="spellStart"/>
+            <w:r>
+              <w:rPr>
+                <w:b/>
+                <w:bCs/>
+              </w:rPr>
+              <w:t>Jenis</w:t>
+            </w:r>
+            <w:proofErr w:type="spellEnd"/>
+            <w:r>
+              <w:rPr>
+                <w:b/>
+                <w:bCs/>
+              </w:rPr>
+              <w:t xml:space="preserve"> </w:t>
+            </w:r>
+            <w:proofErr w:type="spellStart"/>
+            <w:r>
+              <w:rPr>
+                <w:b/>
+                <w:bCs/>
+              </w:rPr>
+              <w:t>Handuk</w:t>
+            </w:r>
+            <w:proofErr w:type="spellEnd"/>
+          </w:p>
+        </w:tc>
+        <w:tc>
+          <w:tcPr>
+            <w:tcW w:w="2652" w:type="dxa"/>
+          </w:tcPr>
+          <w:p>
+            <w:pPr>
+              <w:rPr>
+                <w:b/>
+                <w:bCs/>
+              </w:rPr>
+            </w:pPr>
+            <w:proofErr w:type="spellStart"/>
+            <w:r>
+              <w:rPr>
+                <w:b/>
+                <w:bCs/>
+              </w:rPr>
+              <w:t>Jumlah</w:t>
+            </w:r>
+            <w:proofErr w:type="spellEnd"/>
+            <w:r>
+              <w:rPr>
+                <w:b/>
+                <w:bCs/>
+              </w:rPr>
+              <w:t xml:space="preserve"> (pcs)</w:t>
+            </w:r>
+          </w:p>
+        </w:tc>
+        <w:tc>
+          <w:tcPr>
+            <w:tcW w:w="2160" w:type="dxa"/>
+          </w:tcPr>
+          <w:p>
+            <w:pPr>
+              <w:rPr>
+                <w:b/>
+                <w:bCs/>
+              </w:rPr>
+            </w:pPr>
+            <w:proofErr w:type="spellStart"/>
+            <w:r>
+              <w:rPr>
+                <w:b/>
+                <w:bCs/>
+              </w:rPr>
+              <w:t>Kondisi</w:t>
+            </w:r>
+            <w:proofErr w:type="spellEnd"/>
+          </w:p>
+        </w:tc>
+      </w:tr>
+      <w:tr>
+        <w:trPr>
+          <w:jc w:val="center"/>
+        </w:trPr>
+        <w:tc>
+          <w:tcPr>
+            <w:tcW w:w="567" w:type="dxa"/>
+          </w:tcPr>
+          <w:p>
+            <w:r>
+              <w:t>1</w:t>
+            </w:r>
+          </w:p>
+        </w:tc>
+        <w:tc>
+          <w:tcPr>
+            <w:tcW w:w="3261" w:type="dxa"/>
+          </w:tcPr>
+          <w:p>
+            <w:proofErr w:type="spellStart"/>
+            <w:r>
+              <w:t>Handuk</w:t>
+            </w:r>
+            <w:proofErr w:type="spellEnd"/>
+            <w:r>
+              <w:t xml:space="preserve"> Kecil</w:t>
+            </w:r>
+          </w:p>
+        </w:tc>
+        <w:tc>
+          <w:tcPr>
+            <w:tcW w:w="2652" w:type="dxa"/>
+          </w:tcPr>
+          <w:p/>
+        </w:tc>
+        <w:tc>
+          <w:tcPr>
+            <w:tcW w:w="2160" w:type="dxa"/>
+          </w:tcPr>
+          <w:p/>
+        </w:tc>
+      </w:tr>
+      <w:tr>
+        <w:trPr>
+          <w:jc w:val="center"/>
+        </w:trPr>
+        <w:tc>
+          <w:tcPr>
+            <w:tcW w:w="567" w:type="dxa"/>
+          </w:tcPr>
+          <w:p>
+            <w:r>
+              <w:t>2</w:t>
+            </w:r>
+          </w:p>
+        </w:tc>
+        <w:tc>
+          <w:tcPr>
+            <w:tcW w:w="3261" w:type="dxa"/>
+          </w:tcPr>
+          <w:p>
+            <w:r>
+              <w:t>Cover Mat</w:t>
+            </w:r>
+          </w:p>
+        </w:tc>
+        <w:tc>
+          <w:tcPr>
+            <w:tcW w:w="2652" w:type="dxa"/>
+          </w:tcPr>
+          <w:p/>
+        </w:tc>
+        <w:tc>
+          <w:tcPr>
+            <w:tcW w:w="2160" w:type="dxa"/>
+          </w:tcPr>
+          <w:p/>
+        </w:tc>
+      </w:tr>
+    </w:tbl>
+    <w:p>
+      <w:r>
+        <w:br/>
+      </w:r>
+      <w:proofErr w:type="spellStart"/>
+      <w:r>
+        <w:t>Catatan</w:t>
+      </w:r>
+      <w:proofErr w:type="spellEnd"/>
+      <w:r>
+        <w:t>:</w:t>
+      </w:r>
+    </w:p>
+    <w:tbl>
+      <w:tblPr>
+        <w:tblW w:w="0" w:type="auto"/>
+        <w:tblLook w:val="04A0" w:firstRow="1" w:lastRow="0" w:firstColumn="1" w:lastColumn="0" w:noHBand="0" w:noVBand="1"/>
+      </w:tblPr>
+      <w:tblGrid>
+        <w:gridCol w:w="4320"/>
+        <w:gridCol w:w="4320"/>
+      </w:tblGrid>
+      <w:tr>
+        <w:tc>
+          <w:tcPr>
+            <w:tcW w:w="4320" w:type="dxa"/>
+          </w:tcPr>
+          <w:p>
+            <w:proofErr w:type="spellStart"/>
+            <w:r>
+              <w:t>Diserahkan</w:t>
+            </w:r>
+            <w:proofErr w:type="spellEnd"/>
+            <w:r>
+              <w:t xml:space="preserve"> Oleh</w:t>
+            </w:r>
+            <w:r>
+              <w:br/>
+              <w:t>LAUNDRY</w:t>
+            </w:r>
+          </w:p>
+        </w:tc>
+        <w:tc>
+          <w:tcPr>
+            <w:tcW w:w="4320" w:type="dxa"/>
+          </w:tcPr>
+          <w:p>
+            <w:proofErr w:type="spellStart"/>
+            <w:r>
+              <w:t>Diterima</w:t>
+            </w:r>
+            <w:proofErr w:type="spellEnd"/>
+            <w:r>
+              <w:t xml:space="preserve"> Oleh</w:t>
+            </w:r>
+            <w:r>
+              <w:br/>
+              <w:t>BLOOMÉ</w:t>
+            </w:r>
+          </w:p>
+        </w:tc>
+      </w:tr>
+      <w:tr>
+        <w:tc>
+          <w:tcPr>
+            <w:tcW w:w="4320" w:type="dxa"/>
+          </w:tcPr>
+          <w:p>
+            <w:r>
+              <w:br/>
+            </w:r>
+            <w:r>
+              <w:br/>
+              <w:t>(________________)</w:t>
+            </w:r>
+          </w:p>
+        </w:tc>
+        <w:tc>
+          <w:tcPr>
+            <w:tcW w:w="4320" w:type="dxa"/>
+          </w:tcPr>
+          <w:p>
+            <w:r>
+              <w:br/>
+            </w:r>
+            <w:r>
+              <w:br/>
+              <w:t>(________________)</w:t>
+            </w:r>
+          </w:p>
+        </w:tc>
+      </w:tr>
+    </w:tbl>
+    <w:p/>
     <w:p>
       <w:pPr>
         <w:jc w:val="center"/>
@@ -985,42 +2080,28 @@
           <w:b/>
           <w:sz w:val="32"/>
         </w:rPr>
-        <w:t xml:space="preserve"> </w:t>
-      </w:r>
-      <w:r>
-        <w:rPr>
-          <w:b/>
-          <w:sz w:val="32"/>
-        </w:rPr>
-        <w:t>SHIFT</w:t>
-      </w:r>
-      <w:r>
-        <w:rPr>
-          <w:b/>
-          <w:sz w:val="32"/>
-        </w:rPr>
-        <w:t xml:space="preserve"> LAUNDRY</w:t>
+        <w:t xml:space="preserve"> SHIFT LAUNDRY</w:t>
       </w:r>
     </w:p>
     <w:p>
+      <w:proofErr w:type="spellStart"/>
       <w:proofErr w:type="gramStart"/>
       <w:r>
-        <w:t>Tanggal :</w:t>
+        <w:t>Tanggal</w:t>
+      </w:r>
+      <w:proofErr w:type="spellEnd"/>
+      <w:r>
+        <w:t xml:space="preserve"> :</w:t>
       </w:r>
       <w:proofErr w:type="gramEnd"/>
       <w:r>
         <w:t xml:space="preserve"> ____/____/______    </w:t>
       </w:r>
-      <w:proofErr w:type="gramStart"/>
       <w:r>
         <w:t xml:space="preserve">Shift </w:t>
       </w:r>
       <w:r>
-        <w:t xml:space="preserve"> :</w:t>
-      </w:r>
-      <w:proofErr w:type="gramEnd"/>
-      <w:r>
-        <w:t xml:space="preserve"> ______ </w:t>
+        <w:t xml:space="preserve"> : ______ </w:t>
       </w:r>
     </w:p>
     <w:tbl>
@@ -1102,19 +2183,37 @@
                 <w:bCs/>
               </w:rPr>
             </w:pPr>
+            <w:proofErr w:type="spellStart"/>
             <w:r>
               <w:rPr>
                 <w:b/>
                 <w:bCs/>
               </w:rPr>
-              <w:t xml:space="preserve">Jumlah </w:t>
+              <w:t>Jumlah</w:t>
             </w:r>
+            <w:proofErr w:type="spellEnd"/>
             <w:r>
               <w:rPr>
                 <w:b/>
                 <w:bCs/>
               </w:rPr>
-              <w:t>Handuk Kecil</w:t>
+              <w:t xml:space="preserve"> </w:t>
+            </w:r>
+            <w:proofErr w:type="spellStart"/>
+            <w:r>
+              <w:rPr>
+                <w:b/>
+                <w:bCs/>
+              </w:rPr>
+              <w:t>Handuk</w:t>
+            </w:r>
+            <w:proofErr w:type="spellEnd"/>
+            <w:r>
+              <w:rPr>
+                <w:b/>
+                <w:bCs/>
+              </w:rPr>
+              <w:t xml:space="preserve"> Kecil</w:t>
             </w:r>
           </w:p>
         </w:tc>
@@ -1130,12 +2229,21 @@
                 <w:bCs/>
               </w:rPr>
             </w:pPr>
+            <w:proofErr w:type="spellStart"/>
             <w:r>
               <w:rPr>
                 <w:b/>
                 <w:bCs/>
               </w:rPr>
-              <w:t xml:space="preserve">Jumlah </w:t>
+              <w:t>Jumlah</w:t>
+            </w:r>
+            <w:proofErr w:type="spellEnd"/>
+            <w:r>
+              <w:rPr>
+                <w:b/>
+                <w:bCs/>
+              </w:rPr>
+              <w:t xml:space="preserve"> </w:t>
             </w:r>
             <w:r>
               <w:rPr>
@@ -1372,13 +2480,449 @@
     <w:p>
       <w:r>
         <w:br/>
-        <w:t>Catatan:</w:t>
+      </w:r>
+      <w:proofErr w:type="spellStart"/>
+      <w:r>
+        <w:t>Catatan</w:t>
+      </w:r>
+      <w:proofErr w:type="spellEnd"/>
+      <w:r>
+        <w:t>:</w:t>
       </w:r>
       <w:r>
         <w:br/>
         <w:t>____________________________________________________________________________________</w:t>
       </w:r>
     </w:p>
+    <w:p/>
+    <w:p/>
+    <w:p>
+      <w:pPr>
+        <w:jc w:val="center"/>
+      </w:pPr>
+      <w:r>
+        <w:rPr>
+          <w:b/>
+          <w:color w:val="6A2232"/>
+          <w:sz w:val="40"/>
+        </w:rPr>
+        <w:t>BLOOMÉ HOT MAT PILATES</w:t>
+      </w:r>
+      <w:r>
+        <w:rPr>
+          <w:b/>
+          <w:color w:val="6A2232"/>
+          <w:sz w:val="40"/>
+        </w:rPr>
+        <w:br/>
+      </w:r>
+      <w:r>
+        <w:rPr>
+          <w:b/>
+          <w:sz w:val="32"/>
+        </w:rPr>
+        <w:t>FORM SHIFT LAUNDRY</w:t>
+      </w:r>
+    </w:p>
+    <w:p>
+      <w:proofErr w:type="spellStart"/>
+      <w:proofErr w:type="gramStart"/>
+      <w:r>
+        <w:t>Tanggal</w:t>
+      </w:r>
+      <w:proofErr w:type="spellEnd"/>
+      <w:r>
+        <w:t xml:space="preserve"> :</w:t>
+      </w:r>
+      <w:proofErr w:type="gramEnd"/>
+      <w:r>
+        <w:t xml:space="preserve"> ____/____/______    Shift  : ______ </w:t>
+      </w:r>
+    </w:p>
+    <w:tbl>
+      <w:tblPr>
+        <w:tblW w:w="0" w:type="auto"/>
+        <w:jc w:val="center"/>
+        <w:tblBorders>
+          <w:top w:val="single" w:sz="4" w:space="0" w:color="auto"/>
+          <w:left w:val="single" w:sz="4" w:space="0" w:color="auto"/>
+          <w:bottom w:val="single" w:sz="4" w:space="0" w:color="auto"/>
+          <w:right w:val="single" w:sz="4" w:space="0" w:color="auto"/>
+          <w:insideH w:val="single" w:sz="4" w:space="0" w:color="auto"/>
+          <w:insideV w:val="single" w:sz="4" w:space="0" w:color="auto"/>
+        </w:tblBorders>
+        <w:tblLook w:val="04A0" w:firstRow="1" w:lastRow="0" w:firstColumn="1" w:lastColumn="0" w:noHBand="0" w:noVBand="1"/>
+      </w:tblPr>
+      <w:tblGrid>
+        <w:gridCol w:w="567"/>
+        <w:gridCol w:w="2410"/>
+        <w:gridCol w:w="2552"/>
+        <w:gridCol w:w="3111"/>
+      </w:tblGrid>
+      <w:tr>
+        <w:trPr>
+          <w:trHeight w:val="375"/>
+          <w:jc w:val="center"/>
+        </w:trPr>
+        <w:tc>
+          <w:tcPr>
+            <w:tcW w:w="567" w:type="dxa"/>
+          </w:tcPr>
+          <w:p>
+            <w:pPr>
+              <w:jc w:val="center"/>
+              <w:rPr>
+                <w:b/>
+                <w:bCs/>
+              </w:rPr>
+            </w:pPr>
+            <w:r>
+              <w:rPr>
+                <w:b/>
+                <w:bCs/>
+              </w:rPr>
+              <w:t>No</w:t>
+            </w:r>
+          </w:p>
+        </w:tc>
+        <w:tc>
+          <w:tcPr>
+            <w:tcW w:w="2410" w:type="dxa"/>
+          </w:tcPr>
+          <w:p>
+            <w:pPr>
+              <w:jc w:val="center"/>
+              <w:rPr>
+                <w:b/>
+                <w:bCs/>
+              </w:rPr>
+            </w:pPr>
+            <w:r>
+              <w:rPr>
+                <w:b/>
+                <w:bCs/>
+              </w:rPr>
+              <w:t>Kelas</w:t>
+            </w:r>
+          </w:p>
+        </w:tc>
+        <w:tc>
+          <w:tcPr>
+            <w:tcW w:w="2552" w:type="dxa"/>
+          </w:tcPr>
+          <w:p>
+            <w:pPr>
+              <w:jc w:val="center"/>
+              <w:rPr>
+                <w:b/>
+                <w:bCs/>
+              </w:rPr>
+            </w:pPr>
+            <w:proofErr w:type="spellStart"/>
+            <w:r>
+              <w:rPr>
+                <w:b/>
+                <w:bCs/>
+              </w:rPr>
+              <w:t>Jumlah</w:t>
+            </w:r>
+            <w:proofErr w:type="spellEnd"/>
+            <w:r>
+              <w:rPr>
+                <w:b/>
+                <w:bCs/>
+              </w:rPr>
+              <w:t xml:space="preserve"> </w:t>
+            </w:r>
+            <w:proofErr w:type="spellStart"/>
+            <w:r>
+              <w:rPr>
+                <w:b/>
+                <w:bCs/>
+              </w:rPr>
+              <w:t>Handuk</w:t>
+            </w:r>
+            <w:proofErr w:type="spellEnd"/>
+            <w:r>
+              <w:rPr>
+                <w:b/>
+                <w:bCs/>
+              </w:rPr>
+              <w:t xml:space="preserve"> Kecil</w:t>
+            </w:r>
+          </w:p>
+        </w:tc>
+        <w:tc>
+          <w:tcPr>
+            <w:tcW w:w="3111" w:type="dxa"/>
+          </w:tcPr>
+          <w:p>
+            <w:pPr>
+              <w:jc w:val="center"/>
+              <w:rPr>
+                <w:b/>
+                <w:bCs/>
+              </w:rPr>
+            </w:pPr>
+            <w:proofErr w:type="spellStart"/>
+            <w:r>
+              <w:rPr>
+                <w:b/>
+                <w:bCs/>
+              </w:rPr>
+              <w:t>Jumlah</w:t>
+            </w:r>
+            <w:proofErr w:type="spellEnd"/>
+            <w:r>
+              <w:rPr>
+                <w:b/>
+                <w:bCs/>
+              </w:rPr>
+              <w:t xml:space="preserve"> Cover Mat</w:t>
+            </w:r>
+          </w:p>
+        </w:tc>
+      </w:tr>
+      <w:tr>
+        <w:trPr>
+          <w:trHeight w:val="296"/>
+          <w:jc w:val="center"/>
+        </w:trPr>
+        <w:tc>
+          <w:tcPr>
+            <w:tcW w:w="567" w:type="dxa"/>
+            <w:vAlign w:val="center"/>
+          </w:tcPr>
+          <w:p>
+            <w:r>
+              <w:t>1</w:t>
+            </w:r>
+          </w:p>
+        </w:tc>
+        <w:tc>
+          <w:tcPr>
+            <w:tcW w:w="2410" w:type="dxa"/>
+            <w:vAlign w:val="center"/>
+          </w:tcPr>
+          <w:p/>
+        </w:tc>
+        <w:tc>
+          <w:tcPr>
+            <w:tcW w:w="2552" w:type="dxa"/>
+            <w:vAlign w:val="center"/>
+          </w:tcPr>
+          <w:p/>
+        </w:tc>
+        <w:tc>
+          <w:tcPr>
+            <w:tcW w:w="3111" w:type="dxa"/>
+            <w:vAlign w:val="center"/>
+          </w:tcPr>
+          <w:p/>
+        </w:tc>
+      </w:tr>
+      <w:tr>
+        <w:trPr>
+          <w:jc w:val="center"/>
+        </w:trPr>
+        <w:tc>
+          <w:tcPr>
+            <w:tcW w:w="567" w:type="dxa"/>
+            <w:vAlign w:val="center"/>
+          </w:tcPr>
+          <w:p>
+            <w:r>
+              <w:t>2</w:t>
+            </w:r>
+          </w:p>
+        </w:tc>
+        <w:tc>
+          <w:tcPr>
+            <w:tcW w:w="2410" w:type="dxa"/>
+            <w:vAlign w:val="center"/>
+          </w:tcPr>
+          <w:p/>
+        </w:tc>
+        <w:tc>
+          <w:tcPr>
+            <w:tcW w:w="2552" w:type="dxa"/>
+            <w:vAlign w:val="center"/>
+          </w:tcPr>
+          <w:p/>
+        </w:tc>
+        <w:tc>
+          <w:tcPr>
+            <w:tcW w:w="3111" w:type="dxa"/>
+            <w:vAlign w:val="center"/>
+          </w:tcPr>
+          <w:p/>
+        </w:tc>
+      </w:tr>
+      <w:tr>
+        <w:trPr>
+          <w:jc w:val="center"/>
+        </w:trPr>
+        <w:tc>
+          <w:tcPr>
+            <w:tcW w:w="567" w:type="dxa"/>
+            <w:vAlign w:val="center"/>
+          </w:tcPr>
+          <w:p>
+            <w:r>
+              <w:t>3</w:t>
+            </w:r>
+          </w:p>
+        </w:tc>
+        <w:tc>
+          <w:tcPr>
+            <w:tcW w:w="2410" w:type="dxa"/>
+            <w:vAlign w:val="center"/>
+          </w:tcPr>
+          <w:p/>
+        </w:tc>
+        <w:tc>
+          <w:tcPr>
+            <w:tcW w:w="2552" w:type="dxa"/>
+            <w:vAlign w:val="center"/>
+          </w:tcPr>
+          <w:p/>
+        </w:tc>
+        <w:tc>
+          <w:tcPr>
+            <w:tcW w:w="3111" w:type="dxa"/>
+            <w:vAlign w:val="center"/>
+          </w:tcPr>
+          <w:p/>
+        </w:tc>
+      </w:tr>
+      <w:tr>
+        <w:trPr>
+          <w:jc w:val="center"/>
+        </w:trPr>
+        <w:tc>
+          <w:tcPr>
+            <w:tcW w:w="567" w:type="dxa"/>
+            <w:vAlign w:val="center"/>
+          </w:tcPr>
+          <w:p>
+            <w:r>
+              <w:t>4</w:t>
+            </w:r>
+          </w:p>
+        </w:tc>
+        <w:tc>
+          <w:tcPr>
+            <w:tcW w:w="2410" w:type="dxa"/>
+            <w:vAlign w:val="center"/>
+          </w:tcPr>
+          <w:p/>
+        </w:tc>
+        <w:tc>
+          <w:tcPr>
+            <w:tcW w:w="2552" w:type="dxa"/>
+            <w:vAlign w:val="center"/>
+          </w:tcPr>
+          <w:p/>
+        </w:tc>
+        <w:tc>
+          <w:tcPr>
+            <w:tcW w:w="3111" w:type="dxa"/>
+            <w:vAlign w:val="center"/>
+          </w:tcPr>
+          <w:p/>
+        </w:tc>
+      </w:tr>
+      <w:tr>
+        <w:trPr>
+          <w:jc w:val="center"/>
+        </w:trPr>
+        <w:tc>
+          <w:tcPr>
+            <w:tcW w:w="567" w:type="dxa"/>
+            <w:vAlign w:val="center"/>
+          </w:tcPr>
+          <w:p>
+            <w:r>
+              <w:t>5</w:t>
+            </w:r>
+          </w:p>
+        </w:tc>
+        <w:tc>
+          <w:tcPr>
+            <w:tcW w:w="2410" w:type="dxa"/>
+            <w:vAlign w:val="center"/>
+          </w:tcPr>
+          <w:p/>
+        </w:tc>
+        <w:tc>
+          <w:tcPr>
+            <w:tcW w:w="2552" w:type="dxa"/>
+            <w:vAlign w:val="center"/>
+          </w:tcPr>
+          <w:p/>
+        </w:tc>
+        <w:tc>
+          <w:tcPr>
+            <w:tcW w:w="3111" w:type="dxa"/>
+            <w:vAlign w:val="center"/>
+          </w:tcPr>
+          <w:p/>
+        </w:tc>
+      </w:tr>
+      <w:tr>
+        <w:trPr>
+          <w:trHeight w:val="50"/>
+          <w:jc w:val="center"/>
+        </w:trPr>
+        <w:tc>
+          <w:tcPr>
+            <w:tcW w:w="2977" w:type="dxa"/>
+            <w:gridSpan w:val="2"/>
+            <w:vAlign w:val="center"/>
+          </w:tcPr>
+          <w:p>
+            <w:pPr>
+              <w:jc w:val="right"/>
+            </w:pPr>
+            <w:r>
+              <w:t>TOTAL</w:t>
+            </w:r>
+          </w:p>
+        </w:tc>
+        <w:tc>
+          <w:tcPr>
+            <w:tcW w:w="2552" w:type="dxa"/>
+            <w:vAlign w:val="center"/>
+          </w:tcPr>
+          <w:p/>
+        </w:tc>
+        <w:tc>
+          <w:tcPr>
+            <w:tcW w:w="3111" w:type="dxa"/>
+            <w:vAlign w:val="center"/>
+          </w:tcPr>
+          <w:p/>
+        </w:tc>
+      </w:tr>
+    </w:tbl>
+    <w:p>
+      <w:r>
+        <w:br/>
+      </w:r>
+      <w:proofErr w:type="spellStart"/>
+      <w:r>
+        <w:t>Catatan</w:t>
+      </w:r>
+      <w:proofErr w:type="spellEnd"/>
+      <w:r>
+        <w:t>:</w:t>
+      </w:r>
+      <w:r>
+        <w:br/>
+        <w:t>____________________________________________________________________________________</w:t>
+      </w:r>
+    </w:p>
+    <w:p/>
     <w:sectPr>
       <w:pgSz w:w="12240" w:h="15840"/>
       <w:pgMar w:top="720" w:right="1800" w:bottom="720" w:left="1800" w:header="720" w:footer="720" w:gutter="0"/>
@@ -1390,7 +2934,7 @@
 </file>
 
 <file path=word/numbering.xml><?xml version="1.0" encoding="utf-8"?>
-<w:numbering xmlns:wpc="http://schemas.microsoft.com/office/word/2010/wordprocessingCanvas" xmlns:cx="http://schemas.microsoft.com/office/drawing/2014/chartex" xmlns:cx1="http://schemas.microsoft.com/office/drawing/2015/9/8/chartex" xmlns:cx2="http://schemas.microsoft.com/office/drawing/2015/10/21/chartex" xmlns:cx3="http://schemas.microsoft.com/office/drawing/2016/5/9/chartex" xmlns:cx4="http://schemas.microsoft.com/office/drawing/2016/5/10/chartex" xmlns:cx5="http://schemas.microsoft.com/office/drawing/2016/5/11/chartex" xmlns:cx6="http://schemas.microsoft.com/office/drawing/2016/5/12/chartex" xmlns:cx7="http://schemas.microsoft.com/office/drawing/2016/5/13/chartex" xmlns:cx8="http://schemas.microsoft.com/office/drawing/2016/5/14/chartex" xmlns:mc="http://schemas.openxmlformats.org/markup-compatibility/2006" xmlns:aink="http://schemas.microsoft.com/office/drawing/2016/ink" xmlns:am3d="http://schemas.microsoft.com/office/drawing/2017/model3d" xmlns:o="urn:schemas-microsoft-com:office:office" xmlns:oel="http://schemas.microsoft.com/office/2019/extlst" xmlns:r="http://schemas.openxmlformats.org/officeDocument/2006/relationships" xmlns:m="http://schemas.openxmlformats.org/officeDocument/2006/math" xmlns:v="urn:schemas-microsoft-com:vml" xmlns:wp14="http://schemas.microsoft.com/office/word/2010/wordprocessingDrawing" xmlns:wp="http://schemas.openxmlformats.org/drawingml/2006/wordprocessingDrawing" xmlns:w10="urn:schemas-microsoft-com:office:word" xmlns:w="http://schemas.openxmlformats.org/wordprocessingml/2006/main" xmlns:w14="http://schemas.microsoft.com/office/word/2010/wordml" xmlns:w15="http://schemas.microsoft.com/office/word/2012/wordml" xmlns:w16cei="http://schemas.microsoft.com/office/word/2026/wordml/cei" xmlns:w16cex="http://schemas.microsoft.com/office/word/2018/wordml/cex" xmlns:w16cid="http://schemas.microsoft.com/office/word/2016/wordml/cid" xmlns:w16="http://schemas.microsoft.com/office/word/2018/wordml" xmlns:w16du="http://schemas.microsoft.com/office/word/2023/wordml/word16du" xmlns:w16sdtdh="http://schemas.microsoft.com/office/word/2020/wordml/sdtdatahash" xmlns:w16sdtfl="http://schemas.microsoft.com/office/word/2024/wordml/sdtformatlock" xmlns:w16se="http://schemas.microsoft.com/office/word/2015/wordml/symex" xmlns:wpg="http://schemas.microsoft.com/office/word/2010/wordprocessingGroup" xmlns:wpi="http://schemas.microsoft.com/office/word/2010/wordprocessingInk" xmlns:wne="http://schemas.microsoft.com/office/word/2006/wordml" xmlns:wps="http://schemas.microsoft.com/office/word/2010/wordprocessingShape" mc:Ignorable="w14 w15 w16se w16cid w16 w16cex w16sdtdh w16sdtfl w16du wp14">
+<w:numbering xmlns:wpc="http://schemas.microsoft.com/office/word/2010/wordprocessingCanvas" xmlns:cx="http://schemas.microsoft.com/office/drawing/2014/chartex" xmlns:cx1="http://schemas.microsoft.com/office/drawing/2015/9/8/chartex" xmlns:cx2="http://schemas.microsoft.com/office/drawing/2015/10/21/chartex" xmlns:cx3="http://schemas.microsoft.com/office/drawing/2016/5/9/chartex" xmlns:cx4="http://schemas.microsoft.com/office/drawing/2016/5/10/chartex" xmlns:cx5="http://schemas.microsoft.com/office/drawing/2016/5/11/chartex" xmlns:cx6="http://schemas.microsoft.com/office/drawing/2016/5/12/chartex" xmlns:cx7="http://schemas.microsoft.com/office/drawing/2016/5/13/chartex" xmlns:cx8="http://schemas.microsoft.com/office/drawing/2016/5/14/chartex" xmlns:mc="http://schemas.openxmlformats.org/markup-compatibility/2006" xmlns:aink="http://schemas.microsoft.com/office/drawing/2016/ink" xmlns:am3d="http://schemas.microsoft.com/office/drawing/2017/model3d" xmlns:o="urn:schemas-microsoft-com:office:office" xmlns:r="http://schemas.openxmlformats.org/officeDocument/2006/relationships" xmlns:m="http://schemas.openxmlformats.org/officeDocument/2006/math" xmlns:v="urn:schemas-microsoft-com:vml" xmlns:wp14="http://schemas.microsoft.com/office/word/2010/wordprocessingDrawing" xmlns:wp="http://schemas.openxmlformats.org/drawingml/2006/wordprocessingDrawing" xmlns:w10="urn:schemas-microsoft-com:office:word" xmlns:w="http://schemas.openxmlformats.org/wordprocessingml/2006/main" xmlns:w14="http://schemas.microsoft.com/office/word/2010/wordml" xmlns:w15="http://schemas.microsoft.com/office/word/2012/wordml" xmlns:w16cex="http://schemas.microsoft.com/office/word/2018/wordml/cex" xmlns:w16cid="http://schemas.microsoft.com/office/word/2016/wordml/cid" xmlns:w16="http://schemas.microsoft.com/office/word/2018/wordml" xmlns:w16sdtdh="http://schemas.microsoft.com/office/word/2020/wordml/sdtdatahash" xmlns:w16se="http://schemas.microsoft.com/office/word/2015/wordml/symex" xmlns:wpg="http://schemas.microsoft.com/office/word/2010/wordprocessingGroup" xmlns:wpi="http://schemas.microsoft.com/office/word/2010/wordprocessingInk" xmlns:wne="http://schemas.microsoft.com/office/word/2006/wordml" xmlns:wps="http://schemas.microsoft.com/office/word/2010/wordprocessingShape" mc:Ignorable="w14 w15 w16se w16cid w16 w16cex w16sdtdh wp14">
   <w:abstractNum w:abstractNumId="0" w15:restartNumberingAfterBreak="0">
     <w:nsid w:val="FFFFFF7C"/>
     <w:multiLevelType w:val="singleLevel"/>
@@ -1562,38 +3106,38 @@
       </w:rPr>
     </w:lvl>
   </w:abstractNum>
-  <w:num w:numId="1" w16cid:durableId="2112427659">
+  <w:num w:numId="1">
     <w:abstractNumId w:val="8"/>
   </w:num>
-  <w:num w:numId="2" w16cid:durableId="857505474">
+  <w:num w:numId="2">
     <w:abstractNumId w:val="6"/>
   </w:num>
-  <w:num w:numId="3" w16cid:durableId="1415786460">
+  <w:num w:numId="3">
     <w:abstractNumId w:val="5"/>
   </w:num>
-  <w:num w:numId="4" w16cid:durableId="1181773932">
+  <w:num w:numId="4">
     <w:abstractNumId w:val="4"/>
   </w:num>
-  <w:num w:numId="5" w16cid:durableId="1040665009">
+  <w:num w:numId="5">
     <w:abstractNumId w:val="7"/>
   </w:num>
-  <w:num w:numId="6" w16cid:durableId="1017854047">
+  <w:num w:numId="6">
     <w:abstractNumId w:val="3"/>
   </w:num>
-  <w:num w:numId="7" w16cid:durableId="1955402377">
+  <w:num w:numId="7">
     <w:abstractNumId w:val="2"/>
   </w:num>
-  <w:num w:numId="8" w16cid:durableId="427504700">
+  <w:num w:numId="8">
     <w:abstractNumId w:val="1"/>
   </w:num>
-  <w:num w:numId="9" w16cid:durableId="1390688642">
+  <w:num w:numId="9">
     <w:abstractNumId w:val="0"/>
   </w:num>
 </w:numbering>
 </file>
 
 <file path=word/styles.xml><?xml version="1.0" encoding="utf-8"?>
-<w:styles xmlns:mc="http://schemas.openxmlformats.org/markup-compatibility/2006" xmlns:r="http://schemas.openxmlformats.org/officeDocument/2006/relationships" xmlns:w="http://schemas.openxmlformats.org/wordprocessingml/2006/main" xmlns:w14="http://schemas.microsoft.com/office/word/2010/wordml" xmlns:w15="http://schemas.microsoft.com/office/word/2012/wordml" xmlns:w16cex="http://schemas.microsoft.com/office/word/2018/wordml/cex" xmlns:w16cid="http://schemas.microsoft.com/office/word/2016/wordml/cid" xmlns:w16="http://schemas.microsoft.com/office/word/2018/wordml" xmlns:w16du="http://schemas.microsoft.com/office/word/2023/wordml/word16du" xmlns:w16sdtdh="http://schemas.microsoft.com/office/word/2020/wordml/sdtdatahash" xmlns:w16sdtfl="http://schemas.microsoft.com/office/word/2024/wordml/sdtformatlock" xmlns:w16se="http://schemas.microsoft.com/office/word/2015/wordml/symex" mc:Ignorable="w14 w15 w16se w16cid w16 w16cex w16sdtdh w16sdtfl w16du">
+<w:styles xmlns:mc="http://schemas.openxmlformats.org/markup-compatibility/2006" xmlns:r="http://schemas.openxmlformats.org/officeDocument/2006/relationships" xmlns:w="http://schemas.openxmlformats.org/wordprocessingml/2006/main" xmlns:w14="http://schemas.microsoft.com/office/word/2010/wordml" xmlns:w15="http://schemas.microsoft.com/office/word/2012/wordml" xmlns:w16cex="http://schemas.microsoft.com/office/word/2018/wordml/cex" xmlns:w16cid="http://schemas.microsoft.com/office/word/2016/wordml/cid" xmlns:w16="http://schemas.microsoft.com/office/word/2018/wordml" xmlns:w16sdtdh="http://schemas.microsoft.com/office/word/2020/wordml/sdtdatahash" xmlns:w16se="http://schemas.microsoft.com/office/word/2015/wordml/symex" mc:Ignorable="w14 w15 w16se w16cid w16 w16cex w16sdtdh">
   <w:docDefaults>
     <w:rPrDefault>
       <w:rPr>
